--- a/spa/docx/017.content.docx
+++ b/spa/docx/017.content.docx
@@ -218,36 +218,24 @@
         </w:rPr>
         <w:t xml:space="preserve"> es un nombre que las personas en </w:t>
       </w:r>
-      <w:hyperlink r:id="rId13">
-        <w:r>
-          <w:rPr>
-            <w:lang w:val="es_ES" w:bidi="es_ES"/>
-          </w:rPr>
-          <w:rPr>
-            <w:color w:val="0000EE"/>
-            <w:u w:val="single"/>
-          </w:rPr>
-          <w:t>Israel</w:t>
-        </w:r>
-      </w:hyperlink>
+      <w:r>
+        <w:rPr>
+          <w:lang w:val="es_ES" w:bidi="es_ES"/>
+        </w:rPr>
+        <w:t>Israel</w:t>
+      </w:r>
       <w:r>
         <w:rPr>
           <w:lang w:val="es_ES" w:bidi="es_ES"/>
         </w:rPr>
         <w:t xml:space="preserve"> daban a un </w:t>
       </w:r>
-      <w:hyperlink r:id="rId14">
-        <w:r>
-          <w:rPr>
-            <w:lang w:val="es_ES" w:bidi="es_ES"/>
-          </w:rPr>
-          <w:rPr>
-            <w:color w:val="0000EE"/>
-            <w:u w:val="single"/>
-          </w:rPr>
-          <w:t>maestro</w:t>
-        </w:r>
-      </w:hyperlink>
+      <w:r>
+        <w:rPr>
+          <w:lang w:val="es_ES" w:bidi="es_ES"/>
+        </w:rPr>
+        <w:t>maestro</w:t>
+      </w:r>
       <w:r>
         <w:rPr>
           <w:lang w:val="es_ES" w:bidi="es_ES"/>
@@ -331,18 +319,12 @@
         </w:rPr>
         <w:t xml:space="preserve">Cuando alguien es un prisionero, o un </w:t>
       </w:r>
-      <w:hyperlink r:id="rId15">
-        <w:r>
-          <w:rPr>
-            <w:lang w:val="es_ES" w:bidi="es_ES"/>
-          </w:rPr>
-          <w:rPr>
-            <w:color w:val="0000EE"/>
-            <w:u w:val="single"/>
-          </w:rPr>
-          <w:t>esclavo</w:t>
-        </w:r>
-      </w:hyperlink>
+      <w:r>
+        <w:rPr>
+          <w:lang w:val="es_ES" w:bidi="es_ES"/>
+        </w:rPr>
+        <w:t>esclavo</w:t>
+      </w:r>
       <w:r>
         <w:rPr>
           <w:lang w:val="es_ES" w:bidi="es_ES"/>
@@ -376,18 +358,12 @@
         </w:rPr>
         <w:t xml:space="preserve">La Biblia dice que Jesús dio su vida como un rescate para las personas. Esto significa que las personas son como prisioneros o esclavos, y que Jesús pagó algo para liberar a las personas. Jesús no liberó a las personas con dinero, sino con su propia vida, que es mucho más valiosa. La muerte de Jesús fue el precio que pagó para liberar a las personas del </w:t>
       </w:r>
-      <w:hyperlink r:id="rId16">
-        <w:r>
-          <w:rPr>
-            <w:lang w:val="es_ES" w:bidi="es_ES"/>
-          </w:rPr>
-          <w:rPr>
-            <w:color w:val="0000EE"/>
-            <w:u w:val="single"/>
-          </w:rPr>
-          <w:t>pecado</w:t>
-        </w:r>
-      </w:hyperlink>
+      <w:r>
+        <w:rPr>
+          <w:lang w:val="es_ES" w:bidi="es_ES"/>
+        </w:rPr>
+        <w:t>pecado</w:t>
+      </w:r>
       <w:r>
         <w:rPr>
           <w:lang w:val="es_ES" w:bidi="es_ES"/>
@@ -504,18 +480,13 @@
         </w:rPr>
         <w:t xml:space="preserve">Otro ejemplo de redención es el de una familia pobre que debe vender su tierra por alguna razón. Dios había hecho una regla de que la tierra en </w:t>
       </w:r>
-      <w:hyperlink r:id="rId13">
-        <w:r>
-          <w:rPr>
-            <w:lang w:val="es_ES" w:bidi="es_ES"/>
-          </w:rPr>
-          <w:rPr>
-            <w:color w:val="0000EE"/>
-            <w:u w:val="single"/>
-          </w:rPr>
-          <w:t>Israel</w:t>
-        </w:r>
-      </w:hyperlink>
+      <w:r>
+        <w:rPr>
+          <w:b/>
+          <w:lang w:val="es_ES" w:bidi="es_ES"/>
+        </w:rPr>
+        <w:t>Israel</w:t>
+      </w:r>
       <w:r>
         <w:rPr>
           <w:lang w:val="es_ES" w:bidi="es_ES"/>
@@ -576,18 +547,13 @@
         </w:rPr>
         <w:t xml:space="preserve">En el Nuevo Testamento, aprendemos que Dios nos ha redimido, o nos ha liberado, de la esclavitud del </w:t>
       </w:r>
-      <w:hyperlink r:id="rId16">
-        <w:r>
-          <w:rPr>
-            <w:lang w:val="es_ES" w:bidi="es_ES"/>
-          </w:rPr>
-          <w:rPr>
-            <w:color w:val="0000EE"/>
-            <w:u w:val="single"/>
-          </w:rPr>
-          <w:t>pecado</w:t>
-        </w:r>
-      </w:hyperlink>
+      <w:r>
+        <w:rPr>
+          <w:b/>
+          <w:lang w:val="es_ES" w:bidi="es_ES"/>
+        </w:rPr>
+        <w:t>pecado</w:t>
+      </w:r>
       <w:r>
         <w:rPr>
           <w:lang w:val="es_ES" w:bidi="es_ES"/>
@@ -671,7 +637,6 @@
       </w:r>
       <w:r>
         <w:rPr>
-          <w:b/>
           <w:lang w:val="es_ES" w:bidi="es_ES"/>
         </w:rPr>
         <w:t>pecados</w:t>
@@ -684,7 +649,6 @@
       </w:r>
       <w:r>
         <w:rPr>
-          <w:b/>
           <w:lang w:val="es_ES" w:bidi="es_ES"/>
         </w:rPr>
         <w:t>perdona</w:t>
@@ -812,18 +776,12 @@
         </w:rPr>
         <w:t xml:space="preserve">. Jesús volvió a estar vivo como una persona completa, ¡con un cuerpo! No era solo un </w:t>
       </w:r>
-      <w:hyperlink r:id="rId17">
-        <w:r>
-          <w:rPr>
-            <w:lang w:val="es_ES" w:bidi="es_ES"/>
-          </w:rPr>
-          <w:rPr>
-            <w:color w:val="0000EE"/>
-            <w:u w:val="single"/>
-          </w:rPr>
-          <w:t>espíritu</w:t>
-        </w:r>
-      </w:hyperlink>
+      <w:r>
+        <w:rPr>
+          <w:lang w:val="es_ES" w:bidi="es_ES"/>
+        </w:rPr>
+        <w:t>espíritu</w:t>
+      </w:r>
       <w:r>
         <w:rPr>
           <w:lang w:val="es_ES" w:bidi="es_ES"/>
@@ -832,7 +790,6 @@
       </w:r>
       <w:r>
         <w:rPr>
-          <w:b/>
           <w:lang w:val="es_ES" w:bidi="es_ES"/>
         </w:rPr>
         <w:t>discípulos</w:t>
@@ -857,18 +814,12 @@
         </w:rPr>
         <w:t xml:space="preserve">Cuando Jesús regrese a gobernar como </w:t>
       </w:r>
-      <w:hyperlink r:id="rId18">
-        <w:r>
-          <w:rPr>
-            <w:lang w:val="es_ES" w:bidi="es_ES"/>
-          </w:rPr>
-          <w:rPr>
-            <w:color w:val="0000EE"/>
-            <w:u w:val="single"/>
-          </w:rPr>
-          <w:t>rey</w:t>
-        </w:r>
-      </w:hyperlink>
+      <w:r>
+        <w:rPr>
+          <w:lang w:val="es_ES" w:bidi="es_ES"/>
+        </w:rPr>
+        <w:t>rey</w:t>
+      </w:r>
       <w:r>
         <w:rPr>
           <w:lang w:val="es_ES" w:bidi="es_ES"/>
@@ -877,7 +828,6 @@
       </w:r>
       <w:r>
         <w:rPr>
-          <w:b/>
           <w:lang w:val="es_ES" w:bidi="es_ES"/>
         </w:rPr>
         <w:t>creyentes</w:t>
@@ -1030,18 +980,13 @@
         </w:rPr>
         <w:t xml:space="preserve">Cuando </w:t>
       </w:r>
-      <w:hyperlink r:id="rId19">
-        <w:r>
-          <w:rPr>
-            <w:lang w:val="es_ES" w:bidi="es_ES"/>
-          </w:rPr>
-          <w:rPr>
-            <w:color w:val="0000EE"/>
-            <w:u w:val="single"/>
-          </w:rPr>
-          <w:t>Abraham</w:t>
-        </w:r>
-      </w:hyperlink>
+      <w:r>
+        <w:rPr>
+          <w:b/>
+          <w:lang w:val="es_ES" w:bidi="es_ES"/>
+        </w:rPr>
+        <w:t>Abraham</w:t>
+      </w:r>
       <w:r>
         <w:rPr>
           <w:lang w:val="es_ES" w:bidi="es_ES"/>
@@ -1166,18 +1111,12 @@
         </w:rPr>
         <w:t xml:space="preserve">Un </w:t>
       </w:r>
-      <w:hyperlink r:id="rId20">
-        <w:r>
-          <w:rPr>
-            <w:lang w:val="es_ES" w:bidi="es_ES"/>
-          </w:rPr>
-          <w:rPr>
-            <w:color w:val="0000EE"/>
-            <w:u w:val="single"/>
-          </w:rPr>
-          <w:t>manto</w:t>
-        </w:r>
-      </w:hyperlink>
+      <w:r>
+        <w:rPr>
+          <w:lang w:val="es_ES" w:bidi="es_ES"/>
+        </w:rPr>
+        <w:t>manto</w:t>
+      </w:r>
       <w:r>
         <w:rPr>
           <w:lang w:val="es_ES" w:bidi="es_ES"/>
